--- a/03_Outputs/final scripts/fr/Module 7/7.1.0-fr.docx
+++ b/03_Outputs/final scripts/fr/Module 7/7.1.0-fr.docx
@@ -19,7 +19,7 @@
     </w:p>
     <w:p>
       <w:r>
-        <w:t xml:space="preserve">Nous examinerons de près la chaîne de valeur des données énergétiques. Renforcer chaque étape, de la collecte au traitement en passant par l’application, garantit une utilisation efficace des ressources limitées. Par exemple, des données détaillées peuvent révéler où persistent les lacunes d’accès, orienter les objectifs en matière d’énergies renouvelables et soutenir un suivi précis des résultats. Des outils tels que la prévision et l’optimisation des systèmes renforcent encore la capacité des décideurs et des praticiens à concevoir des stratégies efficaces.  </w:t>
+        <w:t xml:space="preserve">Nous examinerons de près la chaîne de valeur des données énergétiques. Renforcer chaque étape, de la collecte au traitement en passant par l’application, garantit une utilisation efficace des ressources limitées. Par exemple, des données détaillées peuvent révéler où persistent des lacunes d’accès, orienter les objectifs en matière d’énergies renouvelables et soutenir un suivi précis des résultats. Des outils tels que la prévision et l’optimisation des systèmes renforcent encore la capacité des décideurs et des praticiens à concevoir des stratégies efficaces.  </w:t>
       </w:r>
     </w:p>
     <w:p>
@@ -34,7 +34,7 @@
     </w:p>
     <w:p>
       <w:r>
-        <w:t xml:space="preserve">Au fil de ce chapitre, vous verrez comment chaque étape de la chaîne de valeur des données — collecte, traitement et application — influence l’efficacité des politiques énergétiques. Vous explorerez également des moyens pratiques de combler les lacunes en infrastructure et en capacité, et comment ces améliorations peuvent rendre les systèmes énergétiques plus durables et plus équitables.  </w:t>
+        <w:t xml:space="preserve">Au fil de ce chapitre, vous verrez comment chaque étape de la chaîne de valeur des données — collecte, traitement et application — influence l’efficacité de la politique énergétique. Vous explorerez également des moyens pratiques de combler les lacunes en infrastructure et en capacité, et comment ces améliorations peuvent rendre les systèmes énergétiques plus durables et plus équitables.  </w:t>
       </w:r>
     </w:p>
     <w:p>
